--- a/physics_course/word/lesson24.docx
+++ b/physics_course/word/lesson24.docx
@@ -21,43 +21,39 @@
         <w:rPr>
           <w:sz w:val="24"/>
         </w:rPr>
-        <w:t>ข้อ p3_l24_001: แสงขาวเมื่อผ่านปริซึมจะแยกออกเป็นสีต่างๆ เรียกปรากฏการณ์นี้ว่าอะไร?</w:t>
+        <w:t>1. แสงขาวเมื่อผ่านปริซึมจะแยกออกเป็นสีต่างๆ เรียกปรากฏการณ์นี้ว่าอะไร?</w:t>
       </w:r>
     </w:p>
     <w:p>
       <w:pPr>
-        <w:pStyle w:val="ListBullet"/>
         <w:ind w:left="720"/>
       </w:pPr>
       <w:r>
-        <w:t xml:space="preserve">    ก</w:t>
+        <w:t xml:space="preserve">    1. ก</w:t>
       </w:r>
     </w:p>
     <w:p>
       <w:pPr>
-        <w:pStyle w:val="ListBullet"/>
         <w:ind w:left="720"/>
       </w:pPr>
       <w:r>
-        <w:t xml:space="preserve">    ข</w:t>
+        <w:t xml:space="preserve">    2. ข</w:t>
       </w:r>
     </w:p>
     <w:p>
       <w:pPr>
-        <w:pStyle w:val="ListBullet"/>
         <w:ind w:left="720"/>
       </w:pPr>
       <w:r>
-        <w:t xml:space="preserve">    ค</w:t>
+        <w:t xml:space="preserve">    3. ค</w:t>
       </w:r>
     </w:p>
     <w:p>
       <w:pPr>
-        <w:pStyle w:val="ListBullet"/>
         <w:ind w:left="720"/>
       </w:pPr>
       <w:r>
-        <w:t xml:space="preserve">    ง</w:t>
+        <w:t xml:space="preserve">    4. ง</w:t>
       </w:r>
     </w:p>
     <w:p/>
@@ -66,43 +62,39 @@
         <w:rPr>
           <w:sz w:val="24"/>
         </w:rPr>
-        <w:t>ข้อ p3_l24_002: จากสเปกตรัมของแสงขาว สีใดมีความยาวคลื่นสั้นที่สุด?</w:t>
+        <w:t>2. จากสเปกตรัมของแสงขาว สีใดมีความยาวคลื่นสั้นที่สุด?</w:t>
       </w:r>
     </w:p>
     <w:p>
       <w:pPr>
-        <w:pStyle w:val="ListBullet"/>
         <w:ind w:left="720"/>
       </w:pPr>
       <w:r>
-        <w:t xml:space="preserve">    ก</w:t>
+        <w:t xml:space="preserve">    1. ก</w:t>
       </w:r>
     </w:p>
     <w:p>
       <w:pPr>
-        <w:pStyle w:val="ListBullet"/>
         <w:ind w:left="720"/>
       </w:pPr>
       <w:r>
-        <w:t xml:space="preserve">    ข</w:t>
+        <w:t xml:space="preserve">    2. ข</w:t>
       </w:r>
     </w:p>
     <w:p>
       <w:pPr>
-        <w:pStyle w:val="ListBullet"/>
         <w:ind w:left="720"/>
       </w:pPr>
       <w:r>
-        <w:t xml:space="preserve">    ค</w:t>
+        <w:t xml:space="preserve">    3. ค</w:t>
       </w:r>
     </w:p>
     <w:p>
       <w:pPr>
-        <w:pStyle w:val="ListBullet"/>
         <w:ind w:left="720"/>
       </w:pPr>
       <w:r>
-        <w:t xml:space="preserve">    ง</w:t>
+        <w:t xml:space="preserve">    4. ง</w:t>
       </w:r>
     </w:p>
     <w:p/>
@@ -111,43 +103,39 @@
         <w:rPr>
           <w:sz w:val="24"/>
         </w:rPr>
-        <w:t>ข้อ p3_l24_003: รังสีใดต่อไปนี้มีความถี่สูงที่สุด?</w:t>
+        <w:t>3. รังสีใดต่อไปนี้มีความถี่สูงที่สุด?</w:t>
       </w:r>
     </w:p>
     <w:p>
       <w:pPr>
-        <w:pStyle w:val="ListBullet"/>
         <w:ind w:left="720"/>
       </w:pPr>
       <w:r>
-        <w:t xml:space="preserve">    ก</w:t>
+        <w:t xml:space="preserve">    1. ก</w:t>
       </w:r>
     </w:p>
     <w:p>
       <w:pPr>
-        <w:pStyle w:val="ListBullet"/>
         <w:ind w:left="720"/>
       </w:pPr>
       <w:r>
-        <w:t xml:space="preserve">    ข</w:t>
+        <w:t xml:space="preserve">    2. ข</w:t>
       </w:r>
     </w:p>
     <w:p>
       <w:pPr>
-        <w:pStyle w:val="ListBullet"/>
         <w:ind w:left="720"/>
       </w:pPr>
       <w:r>
-        <w:t xml:space="preserve">    ค</w:t>
+        <w:t xml:space="preserve">    3. ค</w:t>
       </w:r>
     </w:p>
     <w:p>
       <w:pPr>
-        <w:pStyle w:val="ListBullet"/>
         <w:ind w:left="720"/>
       </w:pPr>
       <w:r>
-        <w:t xml:space="preserve">    ง</w:t>
+        <w:t xml:space="preserve">    4. ง</w:t>
       </w:r>
     </w:p>
     <w:p/>
@@ -156,43 +144,39 @@
         <w:rPr>
           <w:sz w:val="24"/>
         </w:rPr>
-        <w:t>ข้อ p3_l24_004: รังสีอินฟราเรด (Infrared) มีช่วงความยาวคลื่นประมาณเท่าใด?</w:t>
+        <w:t>4. รังสีอินฟราเรด (Infrared) มีช่วงความยาวคลื่นประมาณเท่าใด?</w:t>
       </w:r>
     </w:p>
     <w:p>
       <w:pPr>
-        <w:pStyle w:val="ListBullet"/>
         <w:ind w:left="720"/>
       </w:pPr>
       <w:r>
-        <w:t xml:space="preserve">    ก</w:t>
+        <w:t xml:space="preserve">    1. ก</w:t>
       </w:r>
     </w:p>
     <w:p>
       <w:pPr>
-        <w:pStyle w:val="ListBullet"/>
         <w:ind w:left="720"/>
       </w:pPr>
       <w:r>
-        <w:t xml:space="preserve">    ข</w:t>
+        <w:t xml:space="preserve">    2. ข</w:t>
       </w:r>
     </w:p>
     <w:p>
       <w:pPr>
-        <w:pStyle w:val="ListBullet"/>
         <w:ind w:left="720"/>
       </w:pPr>
       <w:r>
-        <w:t xml:space="preserve">    ค</w:t>
+        <w:t xml:space="preserve">    3. ค</w:t>
       </w:r>
     </w:p>
     <w:p>
       <w:pPr>
-        <w:pStyle w:val="ListBullet"/>
         <w:ind w:left="720"/>
       </w:pPr>
       <w:r>
-        <w:t xml:space="preserve">    ง</w:t>
+        <w:t xml:space="preserve">    4. ง</w:t>
       </w:r>
     </w:p>
     <w:p/>
@@ -201,43 +185,39 @@
         <w:rPr>
           <w:sz w:val="24"/>
         </w:rPr>
-        <w:t>ข้อ p3_l24_005: ตามองเห็นแสงสีต่างๆ ได้เพราะเซลล์ประสาทใดในจอประสาทตา?</w:t>
+        <w:t>5. ตามองเห็นแสงสีต่างๆ ได้เพราะเซลล์ประสาทใดในจอประสาทตา?</w:t>
       </w:r>
     </w:p>
     <w:p>
       <w:pPr>
-        <w:pStyle w:val="ListBullet"/>
         <w:ind w:left="720"/>
       </w:pPr>
       <w:r>
-        <w:t xml:space="preserve">    ก</w:t>
+        <w:t xml:space="preserve">    1. ก</w:t>
       </w:r>
     </w:p>
     <w:p>
       <w:pPr>
-        <w:pStyle w:val="ListBullet"/>
         <w:ind w:left="720"/>
       </w:pPr>
       <w:r>
-        <w:t xml:space="preserve">    ข</w:t>
+        <w:t xml:space="preserve">    2. ข</w:t>
       </w:r>
     </w:p>
     <w:p>
       <w:pPr>
-        <w:pStyle w:val="ListBullet"/>
         <w:ind w:left="720"/>
       </w:pPr>
       <w:r>
-        <w:t xml:space="preserve">    ค</w:t>
+        <w:t xml:space="preserve">    3. ค</w:t>
       </w:r>
     </w:p>
     <w:p>
       <w:pPr>
-        <w:pStyle w:val="ListBullet"/>
         <w:ind w:left="720"/>
       </w:pPr>
       <w:r>
-        <w:t xml:space="preserve">    ง</w:t>
+        <w:t xml:space="preserve">    4. ง</w:t>
       </w:r>
     </w:p>
     <w:p/>
@@ -246,43 +226,39 @@
         <w:rPr>
           <w:sz w:val="24"/>
         </w:rPr>
-        <w:t>ข้อ p3_l24_006: การผสมสีแบบ RGB ใช้หลักการผสมแสงสีผสมกัน ถ้าผสมแสงแดงกับแสงเขียวจะได้สีใด?</w:t>
+        <w:t>6. การผสมสีแบบ RGB ใช้หลักการผสมแสงสีผสมกัน ถ้าผสมแสงแดงกับแสงเขียวจะได้สีใด?</w:t>
       </w:r>
     </w:p>
     <w:p>
       <w:pPr>
-        <w:pStyle w:val="ListBullet"/>
         <w:ind w:left="720"/>
       </w:pPr>
       <w:r>
-        <w:t xml:space="preserve">    ก</w:t>
+        <w:t xml:space="preserve">    1. ก</w:t>
       </w:r>
     </w:p>
     <w:p>
       <w:pPr>
-        <w:pStyle w:val="ListBullet"/>
         <w:ind w:left="720"/>
       </w:pPr>
       <w:r>
-        <w:t xml:space="preserve">    ข</w:t>
+        <w:t xml:space="preserve">    2. ข</w:t>
       </w:r>
     </w:p>
     <w:p>
       <w:pPr>
-        <w:pStyle w:val="ListBullet"/>
         <w:ind w:left="720"/>
       </w:pPr>
       <w:r>
-        <w:t xml:space="preserve">    ค</w:t>
+        <w:t xml:space="preserve">    3. ค</w:t>
       </w:r>
     </w:p>
     <w:p>
       <w:pPr>
-        <w:pStyle w:val="ListBullet"/>
         <w:ind w:left="720"/>
       </w:pPr>
       <w:r>
-        <w:t xml:space="preserve">    ง</w:t>
+        <w:t xml:space="preserve">    4. ง</w:t>
       </w:r>
     </w:p>
     <w:p/>
@@ -291,142 +267,7 @@
         <w:rPr>
           <w:sz w:val="24"/>
         </w:rPr>
-        <w:t>ข้อ p3_l24_007: การผสมสีแบบ CMYK ใช้ในอุปกรณ์พิมพ์ ถ้าต้องการพิมพ์สีแดงต้องผสมสีใด?</w:t>
-      </w:r>
-    </w:p>
-    <w:p>
-      <w:pPr>
-        <w:pStyle w:val="ListBullet"/>
-        <w:ind w:left="720"/>
-      </w:pPr>
-      <w:r>
-        <w:t xml:space="preserve">    ก</w:t>
-      </w:r>
-    </w:p>
-    <w:p>
-      <w:pPr>
-        <w:pStyle w:val="ListBullet"/>
-        <w:ind w:left="720"/>
-      </w:pPr>
-      <w:r>
-        <w:t xml:space="preserve">    ข</w:t>
-      </w:r>
-    </w:p>
-    <w:p>
-      <w:pPr>
-        <w:pStyle w:val="ListBullet"/>
-        <w:ind w:left="720"/>
-      </w:pPr>
-      <w:r>
-        <w:t xml:space="preserve">    ค</w:t>
-      </w:r>
-    </w:p>
-    <w:p>
-      <w:pPr>
-        <w:pStyle w:val="ListBullet"/>
-        <w:ind w:left="720"/>
-      </w:pPr>
-      <w:r>
-        <w:t xml:space="preserve">    ง</w:t>
-      </w:r>
-    </w:p>
-    <w:p/>
-    <w:p>
-      <w:r>
-        <w:rPr>
-          <w:sz w:val="24"/>
-        </w:rPr>
-        <w:t>ข้อ p3_l24_008: กฎการแผ่รังสีของวีน์ (Wien's Law) บอกว่าความยาวคลื่นที่ความเข้มสูงสุดแปรผกผันกับอะไร?</w:t>
-      </w:r>
-    </w:p>
-    <w:p>
-      <w:pPr>
-        <w:pStyle w:val="ListBullet"/>
-        <w:ind w:left="720"/>
-      </w:pPr>
-      <w:r>
-        <w:t xml:space="preserve">    ก</w:t>
-      </w:r>
-    </w:p>
-    <w:p>
-      <w:pPr>
-        <w:pStyle w:val="ListBullet"/>
-        <w:ind w:left="720"/>
-      </w:pPr>
-      <w:r>
-        <w:t xml:space="preserve">    ข</w:t>
-      </w:r>
-    </w:p>
-    <w:p>
-      <w:pPr>
-        <w:pStyle w:val="ListBullet"/>
-        <w:ind w:left="720"/>
-      </w:pPr>
-      <w:r>
-        <w:t xml:space="preserve">    ค</w:t>
-      </w:r>
-    </w:p>
-    <w:p>
-      <w:pPr>
-        <w:pStyle w:val="ListBullet"/>
-        <w:ind w:left="720"/>
-      </w:pPr>
-      <w:r>
-        <w:t xml:space="preserve">    ง</w:t>
-      </w:r>
-    </w:p>
-    <w:p/>
-    <w:p>
-      <w:r>
-        <w:rPr>
-          <w:sz w:val="24"/>
-        </w:rPr>
-        <w:t>ข้อ p3_l24_009: ช่วงความยาวคลื่นของแสงที่ตามองเห็นได้ (visible light) อยู่ในช่วงใด?</w:t>
-      </w:r>
-    </w:p>
-    <w:p>
-      <w:pPr>
-        <w:pStyle w:val="ListBullet"/>
-        <w:ind w:left="720"/>
-      </w:pPr>
-      <w:r>
-        <w:t xml:space="preserve">    ก</w:t>
-      </w:r>
-    </w:p>
-    <w:p>
-      <w:pPr>
-        <w:pStyle w:val="ListBullet"/>
-        <w:ind w:left="720"/>
-      </w:pPr>
-      <w:r>
-        <w:t xml:space="preserve">    ข</w:t>
-      </w:r>
-    </w:p>
-    <w:p>
-      <w:pPr>
-        <w:pStyle w:val="ListBullet"/>
-        <w:ind w:left="720"/>
-      </w:pPr>
-      <w:r>
-        <w:t xml:space="preserve">    ค</w:t>
-      </w:r>
-    </w:p>
-    <w:p>
-      <w:pPr>
-        <w:pStyle w:val="ListBullet"/>
-        <w:ind w:left="720"/>
-      </w:pPr>
-      <w:r>
-        <w:t xml:space="preserve">    ง</w:t>
-      </w:r>
-    </w:p>
-    <w:p/>
-    <w:p>
-      <w:r>
-        <w:rPr>
-          <w:sz w:val="24"/>
-        </w:rPr>
-        <w:t>ข้อ p3_l24_010: รังสีอัลตราไวโอเลต (UV) มีความยาวคลื่นอยู่ระหว่างขอบเขตใด?</w:t>
+        <w:t>7. การผสมสีแบบ CMYK ใช้ในอุปกรณ์พิมพ์ ถ้าต้องการพิมพ์สีแดงต้องผสมสีใด?</w:t>
       </w:r>
     </w:p>
     <w:p>
@@ -442,7 +283,7 @@
               <a:graphicData uri="http://schemas.openxmlformats.org/drawingml/2006/picture">
                 <pic:pic>
                   <pic:nvPicPr>
-                    <pic:cNvPr id="0" name="physics_img_q3_l24_010.png"/>
+                    <pic:cNvPr id="0" name="physics_img_7.png"/>
                     <pic:cNvPicPr/>
                   </pic:nvPicPr>
                   <pic:blipFill>
@@ -468,38 +309,34 @@
     <w:p/>
     <w:p>
       <w:pPr>
-        <w:pStyle w:val="ListBullet"/>
         <w:ind w:left="720"/>
       </w:pPr>
       <w:r>
-        <w:t xml:space="preserve">    ก</w:t>
+        <w:t xml:space="preserve">    1. ก</w:t>
       </w:r>
     </w:p>
     <w:p>
       <w:pPr>
-        <w:pStyle w:val="ListBullet"/>
         <w:ind w:left="720"/>
       </w:pPr>
       <w:r>
-        <w:t xml:space="preserve">    ข</w:t>
+        <w:t xml:space="preserve">    2. ข</w:t>
       </w:r>
     </w:p>
     <w:p>
       <w:pPr>
-        <w:pStyle w:val="ListBullet"/>
         <w:ind w:left="720"/>
       </w:pPr>
       <w:r>
-        <w:t xml:space="preserve">    ค</w:t>
+        <w:t xml:space="preserve">    3. ค</w:t>
       </w:r>
     </w:p>
     <w:p>
       <w:pPr>
-        <w:pStyle w:val="ListBullet"/>
         <w:ind w:left="720"/>
       </w:pPr>
       <w:r>
-        <w:t xml:space="preserve">    ง</w:t>
+        <w:t xml:space="preserve">    4. ง</w:t>
       </w:r>
     </w:p>
     <w:p/>
@@ -508,232 +345,7 @@
         <w:rPr>
           <w:sz w:val="24"/>
         </w:rPr>
-        <w:t>ข้อ p3_l24_011: ดวงอาทิตย์มีอุณหภูมิพื้นผิวประมาณ 5800 K ความยาวคลื่นที่ความเข้มสูงสุดของดวงอาทิตย์อยู่ที่ประมาณเท่าใด?</w:t>
-      </w:r>
-    </w:p>
-    <w:p>
-      <w:pPr>
-        <w:pStyle w:val="ListBullet"/>
-        <w:ind w:left="720"/>
-      </w:pPr>
-      <w:r>
-        <w:t xml:space="preserve">    ก</w:t>
-      </w:r>
-    </w:p>
-    <w:p>
-      <w:pPr>
-        <w:pStyle w:val="ListBullet"/>
-        <w:ind w:left="720"/>
-      </w:pPr>
-      <w:r>
-        <w:t xml:space="preserve">    ข</w:t>
-      </w:r>
-    </w:p>
-    <w:p>
-      <w:pPr>
-        <w:pStyle w:val="ListBullet"/>
-        <w:ind w:left="720"/>
-      </w:pPr>
-      <w:r>
-        <w:t xml:space="preserve">    ค</w:t>
-      </w:r>
-    </w:p>
-    <w:p>
-      <w:pPr>
-        <w:pStyle w:val="ListBullet"/>
-        <w:ind w:left="720"/>
-      </w:pPr>
-      <w:r>
-        <w:t xml:space="preserve">    ง</w:t>
-      </w:r>
-    </w:p>
-    <w:p/>
-    <w:p>
-      <w:r>
-        <w:rPr>
-          <w:sz w:val="24"/>
-        </w:rPr>
-        <w:t>ข้อ p3_l24_012: วัตถุสีแดงเมื่อส่องด้วยแสงขาวจะเห็นเป็นสีแดงเพราะเหตุผลใด?</w:t>
-      </w:r>
-    </w:p>
-    <w:p>
-      <w:pPr>
-        <w:pStyle w:val="ListBullet"/>
-        <w:ind w:left="720"/>
-      </w:pPr>
-      <w:r>
-        <w:t xml:space="preserve">    ก</w:t>
-      </w:r>
-    </w:p>
-    <w:p>
-      <w:pPr>
-        <w:pStyle w:val="ListBullet"/>
-        <w:ind w:left="720"/>
-      </w:pPr>
-      <w:r>
-        <w:t xml:space="preserve">    ข</w:t>
-      </w:r>
-    </w:p>
-    <w:p>
-      <w:pPr>
-        <w:pStyle w:val="ListBullet"/>
-        <w:ind w:left="720"/>
-      </w:pPr>
-      <w:r>
-        <w:t xml:space="preserve">    ค</w:t>
-      </w:r>
-    </w:p>
-    <w:p>
-      <w:pPr>
-        <w:pStyle w:val="ListBullet"/>
-        <w:ind w:left="720"/>
-      </w:pPr>
-      <w:r>
-        <w:t xml:space="preserve">    ง</w:t>
-      </w:r>
-    </w:p>
-    <w:p/>
-    <w:p>
-      <w:r>
-        <w:rPr>
-          <w:sz w:val="24"/>
-        </w:rPr>
-        <w:t>ข้อ p3_l24_013: ในสเปกตรัมของแสงขาว สีใดมีความถี่สูงที่สุด?</w:t>
-      </w:r>
-    </w:p>
-    <w:p>
-      <w:pPr>
-        <w:pStyle w:val="ListBullet"/>
-        <w:ind w:left="720"/>
-      </w:pPr>
-      <w:r>
-        <w:t xml:space="preserve">    ก</w:t>
-      </w:r>
-    </w:p>
-    <w:p>
-      <w:pPr>
-        <w:pStyle w:val="ListBullet"/>
-        <w:ind w:left="720"/>
-      </w:pPr>
-      <w:r>
-        <w:t xml:space="preserve">    ข</w:t>
-      </w:r>
-    </w:p>
-    <w:p>
-      <w:pPr>
-        <w:pStyle w:val="ListBullet"/>
-        <w:ind w:left="720"/>
-      </w:pPr>
-      <w:r>
-        <w:t xml:space="preserve">    ค</w:t>
-      </w:r>
-    </w:p>
-    <w:p>
-      <w:pPr>
-        <w:pStyle w:val="ListBullet"/>
-        <w:ind w:left="720"/>
-      </w:pPr>
-      <w:r>
-        <w:t xml:space="preserve">    ง</w:t>
-      </w:r>
-    </w:p>
-    <w:p/>
-    <w:p>
-      <w:r>
-        <w:rPr>
-          <w:sz w:val="24"/>
-        </w:rPr>
-        <w:t>ข้อ p3_l24_014: ถ้าผสมแสงสีทั้งสาม RGB เต็มความเข้มจะได้สีใด?</w:t>
-      </w:r>
-    </w:p>
-    <w:p>
-      <w:pPr>
-        <w:pStyle w:val="ListBullet"/>
-        <w:ind w:left="720"/>
-      </w:pPr>
-      <w:r>
-        <w:t xml:space="preserve">    ก</w:t>
-      </w:r>
-    </w:p>
-    <w:p>
-      <w:pPr>
-        <w:pStyle w:val="ListBullet"/>
-        <w:ind w:left="720"/>
-      </w:pPr>
-      <w:r>
-        <w:t xml:space="preserve">    ข</w:t>
-      </w:r>
-    </w:p>
-    <w:p>
-      <w:pPr>
-        <w:pStyle w:val="ListBullet"/>
-        <w:ind w:left="720"/>
-      </w:pPr>
-      <w:r>
-        <w:t xml:space="preserve">    ค</w:t>
-      </w:r>
-    </w:p>
-    <w:p>
-      <w:pPr>
-        <w:pStyle w:val="ListBullet"/>
-        <w:ind w:left="720"/>
-      </w:pPr>
-      <w:r>
-        <w:t xml:space="preserve">    ง</w:t>
-      </w:r>
-    </w:p>
-    <w:p/>
-    <w:p>
-      <w:r>
-        <w:rPr>
-          <w:sz w:val="24"/>
-        </w:rPr>
-        <w:t>ข้อ p3_l24_015: รังสีเอกซ์ (X-ray) มีความยาวคลื่นอยู่ในช่วงใดโดยประมาณ?</w:t>
-      </w:r>
-    </w:p>
-    <w:p>
-      <w:pPr>
-        <w:pStyle w:val="ListBullet"/>
-        <w:ind w:left="720"/>
-      </w:pPr>
-      <w:r>
-        <w:t xml:space="preserve">    ก</w:t>
-      </w:r>
-    </w:p>
-    <w:p>
-      <w:pPr>
-        <w:pStyle w:val="ListBullet"/>
-        <w:ind w:left="720"/>
-      </w:pPr>
-      <w:r>
-        <w:t xml:space="preserve">    ข</w:t>
-      </w:r>
-    </w:p>
-    <w:p>
-      <w:pPr>
-        <w:pStyle w:val="ListBullet"/>
-        <w:ind w:left="720"/>
-      </w:pPr>
-      <w:r>
-        <w:t xml:space="preserve">    ค</w:t>
-      </w:r>
-    </w:p>
-    <w:p>
-      <w:pPr>
-        <w:pStyle w:val="ListBullet"/>
-        <w:ind w:left="720"/>
-      </w:pPr>
-      <w:r>
-        <w:t xml:space="preserve">    ง</w:t>
-      </w:r>
-    </w:p>
-    <w:p/>
-    <w:p>
-      <w:r>
-        <w:rPr>
-          <w:sz w:val="24"/>
-        </w:rPr>
-        <w:t>ข้อ p3_l24_016: วัตถุ A มีอุณหภูมิ 3000 K และวัตถุ B มีอุณหภูมิ 6000 K อัตราส่วน λ_max(A) / λ_max(B) มีค่าเท่าใด?</w:t>
+        <w:t>8. กฎการแผ่รังสีของวีน์ (Wien's Law) บอกว่าความยาวคลื่นที่ความเข้มสูงสุดแปรผกผันกับอะไร?</w:t>
       </w:r>
     </w:p>
     <w:p>
@@ -749,7 +361,7 @@
               <a:graphicData uri="http://schemas.openxmlformats.org/drawingml/2006/picture">
                 <pic:pic>
                   <pic:nvPicPr>
-                    <pic:cNvPr id="0" name="physics_img_q3_l24_016.png"/>
+                    <pic:cNvPr id="0" name="physics_img_8.png"/>
                     <pic:cNvPicPr/>
                   </pic:nvPicPr>
                   <pic:blipFill>
@@ -775,38 +387,34 @@
     <w:p/>
     <w:p>
       <w:pPr>
-        <w:pStyle w:val="ListBullet"/>
         <w:ind w:left="720"/>
       </w:pPr>
       <w:r>
-        <w:t xml:space="preserve">    ก</w:t>
+        <w:t xml:space="preserve">    1. ก</w:t>
       </w:r>
     </w:p>
     <w:p>
       <w:pPr>
-        <w:pStyle w:val="ListBullet"/>
         <w:ind w:left="720"/>
       </w:pPr>
       <w:r>
-        <w:t xml:space="preserve">    ข</w:t>
+        <w:t xml:space="preserve">    2. ข</w:t>
       </w:r>
     </w:p>
     <w:p>
       <w:pPr>
-        <w:pStyle w:val="ListBullet"/>
         <w:ind w:left="720"/>
       </w:pPr>
       <w:r>
-        <w:t xml:space="preserve">    ค</w:t>
+        <w:t xml:space="preserve">    3. ค</w:t>
       </w:r>
     </w:p>
     <w:p>
       <w:pPr>
-        <w:pStyle w:val="ListBullet"/>
         <w:ind w:left="720"/>
       </w:pPr>
       <w:r>
-        <w:t xml:space="preserve">    ง</w:t>
+        <w:t xml:space="preserve">    4. ง</w:t>
       </w:r>
     </w:p>
     <w:p/>
@@ -815,232 +423,7 @@
         <w:rPr>
           <w:sz w:val="24"/>
         </w:rPr>
-        <w:t>ข้อ p3_l24_017: คนตาบอดสีชนิดหนึ่งไม่สามารถแยกแยะสีแดงออกจากสีเขียวได้ เกิดจากความผิดปกติของเซลล์ประสาทชนิดใด?</w:t>
-      </w:r>
-    </w:p>
-    <w:p>
-      <w:pPr>
-        <w:pStyle w:val="ListBullet"/>
-        <w:ind w:left="720"/>
-      </w:pPr>
-      <w:r>
-        <w:t xml:space="preserve">    ก</w:t>
-      </w:r>
-    </w:p>
-    <w:p>
-      <w:pPr>
-        <w:pStyle w:val="ListBullet"/>
-        <w:ind w:left="720"/>
-      </w:pPr>
-      <w:r>
-        <w:t xml:space="preserve">    ข</w:t>
-      </w:r>
-    </w:p>
-    <w:p>
-      <w:pPr>
-        <w:pStyle w:val="ListBullet"/>
-        <w:ind w:left="720"/>
-      </w:pPr>
-      <w:r>
-        <w:t xml:space="preserve">    ค</w:t>
-      </w:r>
-    </w:p>
-    <w:p>
-      <w:pPr>
-        <w:pStyle w:val="ListBullet"/>
-        <w:ind w:left="720"/>
-      </w:pPr>
-      <w:r>
-        <w:t xml:space="preserve">    ง</w:t>
-      </w:r>
-    </w:p>
-    <w:p/>
-    <w:p>
-      <w:r>
-        <w:rPr>
-          <w:sz w:val="24"/>
-        </w:rPr>
-        <w:t>ข้อ p3_l24_018: จอมอนิเตอร์คอมพิวเตอร์แสดงสีได้โดยการผสมแสง และใช้ระบบสีแบบ RGB ถ้าต้องการแสดงสีฟ้า (Cyan) หน้าจอต้องเปิดพิกเซลสีใด?</w:t>
-      </w:r>
-    </w:p>
-    <w:p>
-      <w:pPr>
-        <w:pStyle w:val="ListBullet"/>
-        <w:ind w:left="720"/>
-      </w:pPr>
-      <w:r>
-        <w:t xml:space="preserve">    ก</w:t>
-      </w:r>
-    </w:p>
-    <w:p>
-      <w:pPr>
-        <w:pStyle w:val="ListBullet"/>
-        <w:ind w:left="720"/>
-      </w:pPr>
-      <w:r>
-        <w:t xml:space="preserve">    ข</w:t>
-      </w:r>
-    </w:p>
-    <w:p>
-      <w:pPr>
-        <w:pStyle w:val="ListBullet"/>
-        <w:ind w:left="720"/>
-      </w:pPr>
-      <w:r>
-        <w:t xml:space="preserve">    ค</w:t>
-      </w:r>
-    </w:p>
-    <w:p>
-      <w:pPr>
-        <w:pStyle w:val="ListBullet"/>
-        <w:ind w:left="720"/>
-      </w:pPr>
-      <w:r>
-        <w:t xml:space="preserve">    ง</w:t>
-      </w:r>
-    </w:p>
-    <w:p/>
-    <w:p>
-      <w:r>
-        <w:rPr>
-          <w:sz w:val="24"/>
-        </w:rPr>
-        <w:t>ข้อ p3_l24_019: ถ้าวัตถุร้อนจัดมี λ_max = 500 nm เมื่อวัตถุเย็นลงจนมี λ_max = 1000 nm อุณหภูมิจะลดลงกี่เท่า?</w:t>
-      </w:r>
-    </w:p>
-    <w:p>
-      <w:pPr>
-        <w:pStyle w:val="ListBullet"/>
-        <w:ind w:left="720"/>
-      </w:pPr>
-      <w:r>
-        <w:t xml:space="preserve">    ก</w:t>
-      </w:r>
-    </w:p>
-    <w:p>
-      <w:pPr>
-        <w:pStyle w:val="ListBullet"/>
-        <w:ind w:left="720"/>
-      </w:pPr>
-      <w:r>
-        <w:t xml:space="preserve">    ข</w:t>
-      </w:r>
-    </w:p>
-    <w:p>
-      <w:pPr>
-        <w:pStyle w:val="ListBullet"/>
-        <w:ind w:left="720"/>
-      </w:pPr>
-      <w:r>
-        <w:t xml:space="preserve">    ค</w:t>
-      </w:r>
-    </w:p>
-    <w:p>
-      <w:pPr>
-        <w:pStyle w:val="ListBullet"/>
-        <w:ind w:left="720"/>
-      </w:pPr>
-      <w:r>
-        <w:t xml:space="preserve">    ง</w:t>
-      </w:r>
-    </w:p>
-    <w:p/>
-    <w:p>
-      <w:r>
-        <w:rPr>
-          <w:sz w:val="24"/>
-        </w:rPr>
-        <w:t>ข้อ p3_l24_020: รังสีแกมมาที่ใช้ในทางการแพทย์มีความยาวคลื่นประมาณ 10⁻¹² m รังสีอินฟราเรดมีความยาวคลื่นประมาณ 10⁻⁵ m อัตราส่วน f_gamma / f_IR มีค่าเท่าใด?</w:t>
-      </w:r>
-    </w:p>
-    <w:p>
-      <w:pPr>
-        <w:pStyle w:val="ListBullet"/>
-        <w:ind w:left="720"/>
-      </w:pPr>
-      <w:r>
-        <w:t xml:space="preserve">    ก</w:t>
-      </w:r>
-    </w:p>
-    <w:p>
-      <w:pPr>
-        <w:pStyle w:val="ListBullet"/>
-        <w:ind w:left="720"/>
-      </w:pPr>
-      <w:r>
-        <w:t xml:space="preserve">    ข</w:t>
-      </w:r>
-    </w:p>
-    <w:p>
-      <w:pPr>
-        <w:pStyle w:val="ListBullet"/>
-        <w:ind w:left="720"/>
-      </w:pPr>
-      <w:r>
-        <w:t xml:space="preserve">    ค</w:t>
-      </w:r>
-    </w:p>
-    <w:p>
-      <w:pPr>
-        <w:pStyle w:val="ListBullet"/>
-        <w:ind w:left="720"/>
-      </w:pPr>
-      <w:r>
-        <w:t xml:space="preserve">    ง</w:t>
-      </w:r>
-    </w:p>
-    <w:p/>
-    <w:p>
-      <w:r>
-        <w:rPr>
-          <w:sz w:val="24"/>
-        </w:rPr>
-        <w:t>ข้อ p3_l24_021: ช่วงความยาวคลื่นของแสงสีส้มอยู่ที่ประมาณเท่าใด?</w:t>
-      </w:r>
-    </w:p>
-    <w:p>
-      <w:pPr>
-        <w:pStyle w:val="ListBullet"/>
-        <w:ind w:left="720"/>
-      </w:pPr>
-      <w:r>
-        <w:t xml:space="preserve">    ก</w:t>
-      </w:r>
-    </w:p>
-    <w:p>
-      <w:pPr>
-        <w:pStyle w:val="ListBullet"/>
-        <w:ind w:left="720"/>
-      </w:pPr>
-      <w:r>
-        <w:t xml:space="preserve">    ข</w:t>
-      </w:r>
-    </w:p>
-    <w:p>
-      <w:pPr>
-        <w:pStyle w:val="ListBullet"/>
-        <w:ind w:left="720"/>
-      </w:pPr>
-      <w:r>
-        <w:t xml:space="preserve">    ค</w:t>
-      </w:r>
-    </w:p>
-    <w:p>
-      <w:pPr>
-        <w:pStyle w:val="ListBullet"/>
-        <w:ind w:left="720"/>
-      </w:pPr>
-      <w:r>
-        <w:t xml:space="preserve">    ง</w:t>
-      </w:r>
-    </w:p>
-    <w:p/>
-    <w:p>
-      <w:r>
-        <w:rPr>
-          <w:sz w:val="24"/>
-        </w:rPr>
-        <w:t>ข้อ p3_l24_022: ทำไมท้องฟ้าในเวลากลางวันจึงเห็นเป็นสีฟ้า?</w:t>
+        <w:t>9. ช่วงความยาวคลื่นของแสงที่ตามองเห็นได้ (visible light) อยู่ในช่วงใด?</w:t>
       </w:r>
     </w:p>
     <w:p>
@@ -1056,7 +439,7 @@
               <a:graphicData uri="http://schemas.openxmlformats.org/drawingml/2006/picture">
                 <pic:pic>
                   <pic:nvPicPr>
-                    <pic:cNvPr id="0" name="physics_img_q3_l24_022.png"/>
+                    <pic:cNvPr id="0" name="physics_img_9.png"/>
                     <pic:cNvPicPr/>
                   </pic:nvPicPr>
                   <pic:blipFill>
@@ -1082,38 +465,34 @@
     <w:p/>
     <w:p>
       <w:pPr>
-        <w:pStyle w:val="ListBullet"/>
         <w:ind w:left="720"/>
       </w:pPr>
       <w:r>
-        <w:t xml:space="preserve">    ก</w:t>
+        <w:t xml:space="preserve">    1. ก</w:t>
       </w:r>
     </w:p>
     <w:p>
       <w:pPr>
-        <w:pStyle w:val="ListBullet"/>
         <w:ind w:left="720"/>
       </w:pPr>
       <w:r>
-        <w:t xml:space="preserve">    ข</w:t>
+        <w:t xml:space="preserve">    2. ข</w:t>
       </w:r>
     </w:p>
     <w:p>
       <w:pPr>
-        <w:pStyle w:val="ListBullet"/>
         <w:ind w:left="720"/>
       </w:pPr>
       <w:r>
-        <w:t xml:space="preserve">    ค</w:t>
+        <w:t xml:space="preserve">    3. ค</w:t>
       </w:r>
     </w:p>
     <w:p>
       <w:pPr>
-        <w:pStyle w:val="ListBullet"/>
         <w:ind w:left="720"/>
       </w:pPr>
       <w:r>
-        <w:t xml:space="preserve">    ง</w:t>
+        <w:t xml:space="preserve">    4. ง</w:t>
       </w:r>
     </w:p>
     <w:p/>
@@ -1122,43 +501,39 @@
         <w:rPr>
           <w:sz w:val="24"/>
         </w:rPr>
-        <w:t>ข้อ p3_l24_023: รังสีใดมีอำนาจทำลายเซลล์มากที่สุด?</w:t>
+        <w:t>10. รังสีอัลตราไวโอเลต (UV) มีความยาวคลื่นอยู่ระหว่างขอบเขตใด?</w:t>
       </w:r>
     </w:p>
     <w:p>
       <w:pPr>
-        <w:pStyle w:val="ListBullet"/>
         <w:ind w:left="720"/>
       </w:pPr>
       <w:r>
-        <w:t xml:space="preserve">    ก</w:t>
+        <w:t xml:space="preserve">    1. ก</w:t>
       </w:r>
     </w:p>
     <w:p>
       <w:pPr>
-        <w:pStyle w:val="ListBullet"/>
         <w:ind w:left="720"/>
       </w:pPr>
       <w:r>
-        <w:t xml:space="preserve">    ข</w:t>
+        <w:t xml:space="preserve">    2. ข</w:t>
       </w:r>
     </w:p>
     <w:p>
       <w:pPr>
-        <w:pStyle w:val="ListBullet"/>
         <w:ind w:left="720"/>
       </w:pPr>
       <w:r>
-        <w:t xml:space="preserve">    ค</w:t>
+        <w:t xml:space="preserve">    3. ค</w:t>
       </w:r>
     </w:p>
     <w:p>
       <w:pPr>
-        <w:pStyle w:val="ListBullet"/>
         <w:ind w:left="720"/>
       </w:pPr>
       <w:r>
-        <w:t xml:space="preserve">    ง</w:t>
+        <w:t xml:space="preserve">    4. ง</w:t>
       </w:r>
     </w:p>
     <w:p/>
@@ -1167,7 +542,7 @@
         <w:rPr>
           <w:sz w:val="24"/>
         </w:rPr>
-        <w:t>ข้อ p3_l24_024: หลอดไฟ LED สีม่วงเมื่อส่องลงบนกระดาษสีเหลืองจะเห็นกระดาษเป็นสีใด?</w:t>
+        <w:t>11. ดวงอาทิตย์มีอุณหภูมิพื้นผิวประมาณ 5800 K ความยาวคลื่นที่ความเข้มสูงสุดของดวงอาทิตย์อยู่ที่ประมาณเท่าใด?</w:t>
       </w:r>
     </w:p>
     <w:p>
@@ -1183,7 +558,528 @@
               <a:graphicData uri="http://schemas.openxmlformats.org/drawingml/2006/picture">
                 <pic:pic>
                   <pic:nvPicPr>
-                    <pic:cNvPr id="0" name="physics_img_q3_l24_022.png"/>
+                    <pic:cNvPr id="0" name="physics_img_8.png"/>
+                    <pic:cNvPicPr/>
+                  </pic:nvPicPr>
+                  <pic:blipFill>
+                    <a:blip r:embed="rId10"/>
+                    <a:stretch>
+                      <a:fillRect/>
+                    </a:stretch>
+                  </pic:blipFill>
+                  <pic:spPr>
+                    <a:xfrm>
+                      <a:off x="0" y="0"/>
+                      <a:ext cx="1828800" cy="1359877"/>
+                    </a:xfrm>
+                    <a:prstGeom prst="rect"/>
+                  </pic:spPr>
+                </pic:pic>
+              </a:graphicData>
+            </a:graphic>
+          </wp:inline>
+        </w:drawing>
+      </w:r>
+    </w:p>
+    <w:p/>
+    <w:p>
+      <w:pPr>
+        <w:ind w:left="720"/>
+      </w:pPr>
+      <w:r>
+        <w:t xml:space="preserve">    1. ก</w:t>
+      </w:r>
+    </w:p>
+    <w:p>
+      <w:pPr>
+        <w:ind w:left="720"/>
+      </w:pPr>
+      <w:r>
+        <w:t xml:space="preserve">    2. ข</w:t>
+      </w:r>
+    </w:p>
+    <w:p>
+      <w:pPr>
+        <w:ind w:left="720"/>
+      </w:pPr>
+      <w:r>
+        <w:t xml:space="preserve">    3. ค</w:t>
+      </w:r>
+    </w:p>
+    <w:p>
+      <w:pPr>
+        <w:ind w:left="720"/>
+      </w:pPr>
+      <w:r>
+        <w:t xml:space="preserve">    4. ง</w:t>
+      </w:r>
+    </w:p>
+    <w:p/>
+    <w:p>
+      <w:r>
+        <w:rPr>
+          <w:sz w:val="24"/>
+        </w:rPr>
+        <w:t>12. วัตถุสีแดงเมื่อส่องด้วยแสงขาวจะเห็นเป็นสีแดงเพราะเหตุผลใด?</w:t>
+      </w:r>
+    </w:p>
+    <w:p>
+      <w:pPr>
+        <w:ind w:left="720"/>
+      </w:pPr>
+      <w:r>
+        <w:t xml:space="preserve">    1. ก</w:t>
+      </w:r>
+    </w:p>
+    <w:p>
+      <w:pPr>
+        <w:ind w:left="720"/>
+      </w:pPr>
+      <w:r>
+        <w:t xml:space="preserve">    2. ข</w:t>
+      </w:r>
+    </w:p>
+    <w:p>
+      <w:pPr>
+        <w:ind w:left="720"/>
+      </w:pPr>
+      <w:r>
+        <w:t xml:space="preserve">    3. ค</w:t>
+      </w:r>
+    </w:p>
+    <w:p>
+      <w:pPr>
+        <w:ind w:left="720"/>
+      </w:pPr>
+      <w:r>
+        <w:t xml:space="preserve">    4. ง</w:t>
+      </w:r>
+    </w:p>
+    <w:p/>
+    <w:p>
+      <w:r>
+        <w:rPr>
+          <w:sz w:val="24"/>
+        </w:rPr>
+        <w:t>13. ในสเปกตรัมของแสงขาว สีใดมีความถี่สูงที่สุด?</w:t>
+      </w:r>
+    </w:p>
+    <w:p>
+      <w:pPr>
+        <w:ind w:left="720"/>
+      </w:pPr>
+      <w:r>
+        <w:t xml:space="preserve">    1. ก</w:t>
+      </w:r>
+    </w:p>
+    <w:p>
+      <w:pPr>
+        <w:ind w:left="720"/>
+      </w:pPr>
+      <w:r>
+        <w:t xml:space="preserve">    2. ข</w:t>
+      </w:r>
+    </w:p>
+    <w:p>
+      <w:pPr>
+        <w:ind w:left="720"/>
+      </w:pPr>
+      <w:r>
+        <w:t xml:space="preserve">    3. ค</w:t>
+      </w:r>
+    </w:p>
+    <w:p>
+      <w:pPr>
+        <w:ind w:left="720"/>
+      </w:pPr>
+      <w:r>
+        <w:t xml:space="preserve">    4. ง</w:t>
+      </w:r>
+    </w:p>
+    <w:p/>
+    <w:p>
+      <w:r>
+        <w:rPr>
+          <w:sz w:val="24"/>
+        </w:rPr>
+        <w:t>14. ถ้าผสมแสงสีทั้งสาม RGB เต็มความเข้มจะได้สีใด?</w:t>
+      </w:r>
+    </w:p>
+    <w:p>
+      <w:r>
+        <w:drawing>
+          <wp:inline xmlns:a="http://schemas.openxmlformats.org/drawingml/2006/main" xmlns:pic="http://schemas.openxmlformats.org/drawingml/2006/picture">
+            <wp:extent cx="1828800" cy="1359877"/>
+            <wp:docPr id="5" name="Picture 5"/>
+            <wp:cNvGraphicFramePr>
+              <a:graphicFrameLocks noChangeAspect="1"/>
+            </wp:cNvGraphicFramePr>
+            <a:graphic>
+              <a:graphicData uri="http://schemas.openxmlformats.org/drawingml/2006/picture">
+                <pic:pic>
+                  <pic:nvPicPr>
+                    <pic:cNvPr id="0" name="physics_img_7.png"/>
+                    <pic:cNvPicPr/>
+                  </pic:nvPicPr>
+                  <pic:blipFill>
+                    <a:blip r:embed="rId9"/>
+                    <a:stretch>
+                      <a:fillRect/>
+                    </a:stretch>
+                  </pic:blipFill>
+                  <pic:spPr>
+                    <a:xfrm>
+                      <a:off x="0" y="0"/>
+                      <a:ext cx="1828800" cy="1359877"/>
+                    </a:xfrm>
+                    <a:prstGeom prst="rect"/>
+                  </pic:spPr>
+                </pic:pic>
+              </a:graphicData>
+            </a:graphic>
+          </wp:inline>
+        </w:drawing>
+      </w:r>
+    </w:p>
+    <w:p/>
+    <w:p>
+      <w:pPr>
+        <w:ind w:left="720"/>
+      </w:pPr>
+      <w:r>
+        <w:t xml:space="preserve">    1. ก</w:t>
+      </w:r>
+    </w:p>
+    <w:p>
+      <w:pPr>
+        <w:ind w:left="720"/>
+      </w:pPr>
+      <w:r>
+        <w:t xml:space="preserve">    2. ข</w:t>
+      </w:r>
+    </w:p>
+    <w:p>
+      <w:pPr>
+        <w:ind w:left="720"/>
+      </w:pPr>
+      <w:r>
+        <w:t xml:space="preserve">    3. ค</w:t>
+      </w:r>
+    </w:p>
+    <w:p>
+      <w:pPr>
+        <w:ind w:left="720"/>
+      </w:pPr>
+      <w:r>
+        <w:t xml:space="preserve">    4. ง</w:t>
+      </w:r>
+    </w:p>
+    <w:p/>
+    <w:p>
+      <w:r>
+        <w:rPr>
+          <w:sz w:val="24"/>
+        </w:rPr>
+        <w:t>15. รังสีเอกซ์ (X-ray) มีความยาวคลื่นอยู่ในช่วงใดโดยประมาณ?</w:t>
+      </w:r>
+    </w:p>
+    <w:p>
+      <w:pPr>
+        <w:ind w:left="720"/>
+      </w:pPr>
+      <w:r>
+        <w:t xml:space="preserve">    1. ก</w:t>
+      </w:r>
+    </w:p>
+    <w:p>
+      <w:pPr>
+        <w:ind w:left="720"/>
+      </w:pPr>
+      <w:r>
+        <w:t xml:space="preserve">    2. ข</w:t>
+      </w:r>
+    </w:p>
+    <w:p>
+      <w:pPr>
+        <w:ind w:left="720"/>
+      </w:pPr>
+      <w:r>
+        <w:t xml:space="preserve">    3. ค</w:t>
+      </w:r>
+    </w:p>
+    <w:p>
+      <w:pPr>
+        <w:ind w:left="720"/>
+      </w:pPr>
+      <w:r>
+        <w:t xml:space="preserve">    4. ง</w:t>
+      </w:r>
+    </w:p>
+    <w:p/>
+    <w:p>
+      <w:r>
+        <w:rPr>
+          <w:sz w:val="24"/>
+        </w:rPr>
+        <w:t>16. วัตถุ A มีอุณหภูมิ 3000 K และวัตถุ B มีอุณหภูมิ 6000 K อัตราส่วน λ_max(A) / λ_max(B) มีค่าเท่าใด?</w:t>
+      </w:r>
+    </w:p>
+    <w:p>
+      <w:r>
+        <w:drawing>
+          <wp:inline xmlns:a="http://schemas.openxmlformats.org/drawingml/2006/main" xmlns:pic="http://schemas.openxmlformats.org/drawingml/2006/picture">
+            <wp:extent cx="1828800" cy="1359877"/>
+            <wp:docPr id="6" name="Picture 6"/>
+            <wp:cNvGraphicFramePr>
+              <a:graphicFrameLocks noChangeAspect="1"/>
+            </wp:cNvGraphicFramePr>
+            <a:graphic>
+              <a:graphicData uri="http://schemas.openxmlformats.org/drawingml/2006/picture">
+                <pic:pic>
+                  <pic:nvPicPr>
+                    <pic:cNvPr id="0" name="physics_img_8.png"/>
+                    <pic:cNvPicPr/>
+                  </pic:nvPicPr>
+                  <pic:blipFill>
+                    <a:blip r:embed="rId10"/>
+                    <a:stretch>
+                      <a:fillRect/>
+                    </a:stretch>
+                  </pic:blipFill>
+                  <pic:spPr>
+                    <a:xfrm>
+                      <a:off x="0" y="0"/>
+                      <a:ext cx="1828800" cy="1359877"/>
+                    </a:xfrm>
+                    <a:prstGeom prst="rect"/>
+                  </pic:spPr>
+                </pic:pic>
+              </a:graphicData>
+            </a:graphic>
+          </wp:inline>
+        </w:drawing>
+      </w:r>
+    </w:p>
+    <w:p/>
+    <w:p>
+      <w:pPr>
+        <w:ind w:left="720"/>
+      </w:pPr>
+      <w:r>
+        <w:t xml:space="preserve">    1. ก</w:t>
+      </w:r>
+    </w:p>
+    <w:p>
+      <w:pPr>
+        <w:ind w:left="720"/>
+      </w:pPr>
+      <w:r>
+        <w:t xml:space="preserve">    2. ข</w:t>
+      </w:r>
+    </w:p>
+    <w:p>
+      <w:pPr>
+        <w:ind w:left="720"/>
+      </w:pPr>
+      <w:r>
+        <w:t xml:space="preserve">    3. ค</w:t>
+      </w:r>
+    </w:p>
+    <w:p>
+      <w:pPr>
+        <w:ind w:left="720"/>
+      </w:pPr>
+      <w:r>
+        <w:t xml:space="preserve">    4. ง</w:t>
+      </w:r>
+    </w:p>
+    <w:p/>
+    <w:p>
+      <w:r>
+        <w:rPr>
+          <w:sz w:val="24"/>
+        </w:rPr>
+        <w:t>17. คนตาบอดสีชนิดหนึ่งไม่สามารถแยกแยะสีแดงออกจากสีเขียวได้ เกิดจากความผิดปกติของเซลล์ประสาทชนิดใด?</w:t>
+      </w:r>
+    </w:p>
+    <w:p>
+      <w:pPr>
+        <w:ind w:left="720"/>
+      </w:pPr>
+      <w:r>
+        <w:t xml:space="preserve">    1. ก</w:t>
+      </w:r>
+    </w:p>
+    <w:p>
+      <w:pPr>
+        <w:ind w:left="720"/>
+      </w:pPr>
+      <w:r>
+        <w:t xml:space="preserve">    2. ข</w:t>
+      </w:r>
+    </w:p>
+    <w:p>
+      <w:pPr>
+        <w:ind w:left="720"/>
+      </w:pPr>
+      <w:r>
+        <w:t xml:space="preserve">    3. ค</w:t>
+      </w:r>
+    </w:p>
+    <w:p>
+      <w:pPr>
+        <w:ind w:left="720"/>
+      </w:pPr>
+      <w:r>
+        <w:t xml:space="preserve">    4. ง</w:t>
+      </w:r>
+    </w:p>
+    <w:p/>
+    <w:p>
+      <w:r>
+        <w:rPr>
+          <w:sz w:val="24"/>
+        </w:rPr>
+        <w:t>18. จอมอนิเตอร์คอมพิวเตอร์แสดงสีได้โดยการผสมแสง และใช้ระบบสีแบบ RGB ถ้าต้องการแสดงสีฟ้า (Cyan) หน้าจอต้องเปิดพิกเซลสีใด?</w:t>
+      </w:r>
+    </w:p>
+    <w:p>
+      <w:pPr>
+        <w:ind w:left="720"/>
+      </w:pPr>
+      <w:r>
+        <w:t xml:space="preserve">    1. ก</w:t>
+      </w:r>
+    </w:p>
+    <w:p>
+      <w:pPr>
+        <w:ind w:left="720"/>
+      </w:pPr>
+      <w:r>
+        <w:t xml:space="preserve">    2. ข</w:t>
+      </w:r>
+    </w:p>
+    <w:p>
+      <w:pPr>
+        <w:ind w:left="720"/>
+      </w:pPr>
+      <w:r>
+        <w:t xml:space="preserve">    3. ค</w:t>
+      </w:r>
+    </w:p>
+    <w:p>
+      <w:pPr>
+        <w:ind w:left="720"/>
+      </w:pPr>
+      <w:r>
+        <w:t xml:space="preserve">    4. ง</w:t>
+      </w:r>
+    </w:p>
+    <w:p/>
+    <w:p>
+      <w:r>
+        <w:rPr>
+          <w:sz w:val="24"/>
+        </w:rPr>
+        <w:t>19. ถ้าวัตถุร้อนจัดมี λ_max = 500 nm เมื่อวัตถุเย็นลงจนมี λ_max = 1000 nm อุณหภูมิจะลดลงกี่เท่า?</w:t>
+      </w:r>
+    </w:p>
+    <w:p>
+      <w:pPr>
+        <w:ind w:left="720"/>
+      </w:pPr>
+      <w:r>
+        <w:t xml:space="preserve">    1. ก</w:t>
+      </w:r>
+    </w:p>
+    <w:p>
+      <w:pPr>
+        <w:ind w:left="720"/>
+      </w:pPr>
+      <w:r>
+        <w:t xml:space="preserve">    2. ข</w:t>
+      </w:r>
+    </w:p>
+    <w:p>
+      <w:pPr>
+        <w:ind w:left="720"/>
+      </w:pPr>
+      <w:r>
+        <w:t xml:space="preserve">    3. ค</w:t>
+      </w:r>
+    </w:p>
+    <w:p>
+      <w:pPr>
+        <w:ind w:left="720"/>
+      </w:pPr>
+      <w:r>
+        <w:t xml:space="preserve">    4. ง</w:t>
+      </w:r>
+    </w:p>
+    <w:p/>
+    <w:p>
+      <w:r>
+        <w:rPr>
+          <w:sz w:val="24"/>
+        </w:rPr>
+        <w:t>20. รังสีแกมมาที่ใช้ในทางการแพทย์มีความยาวคลื่นประมาณ 10⁻¹² m รังสีอินฟราเรดมีความยาวคลื่นประมาณ 10⁻⁵ m อัตราส่วน f_gamma / f_IR มีค่าเท่าใด?</w:t>
+      </w:r>
+    </w:p>
+    <w:p>
+      <w:pPr>
+        <w:ind w:left="720"/>
+      </w:pPr>
+      <w:r>
+        <w:t xml:space="preserve">    1. ก</w:t>
+      </w:r>
+    </w:p>
+    <w:p>
+      <w:pPr>
+        <w:ind w:left="720"/>
+      </w:pPr>
+      <w:r>
+        <w:t xml:space="preserve">    2. ข</w:t>
+      </w:r>
+    </w:p>
+    <w:p>
+      <w:pPr>
+        <w:ind w:left="720"/>
+      </w:pPr>
+      <w:r>
+        <w:t xml:space="preserve">    3. ค</w:t>
+      </w:r>
+    </w:p>
+    <w:p>
+      <w:pPr>
+        <w:ind w:left="720"/>
+      </w:pPr>
+      <w:r>
+        <w:t xml:space="preserve">    4. ง</w:t>
+      </w:r>
+    </w:p>
+    <w:p/>
+    <w:p>
+      <w:r>
+        <w:rPr>
+          <w:sz w:val="24"/>
+        </w:rPr>
+        <w:t>21. ช่วงความยาวคลื่นของแสงสีส้มอยู่ที่ประมาณเท่าใด?</w:t>
+      </w:r>
+    </w:p>
+    <w:p>
+      <w:r>
+        <w:drawing>
+          <wp:inline xmlns:a="http://schemas.openxmlformats.org/drawingml/2006/main" xmlns:pic="http://schemas.openxmlformats.org/drawingml/2006/picture">
+            <wp:extent cx="1828800" cy="1359877"/>
+            <wp:docPr id="7" name="Picture 7"/>
+            <wp:cNvGraphicFramePr>
+              <a:graphicFrameLocks noChangeAspect="1"/>
+            </wp:cNvGraphicFramePr>
+            <a:graphic>
+              <a:graphicData uri="http://schemas.openxmlformats.org/drawingml/2006/picture">
+                <pic:pic>
+                  <pic:nvPicPr>
+                    <pic:cNvPr id="0" name="physics_img_9.png"/>
                     <pic:cNvPicPr/>
                   </pic:nvPicPr>
                   <pic:blipFill>
@@ -1209,38 +1105,34 @@
     <w:p/>
     <w:p>
       <w:pPr>
-        <w:pStyle w:val="ListBullet"/>
         <w:ind w:left="720"/>
       </w:pPr>
       <w:r>
-        <w:t xml:space="preserve">    ก</w:t>
+        <w:t xml:space="preserve">    1. ก</w:t>
       </w:r>
     </w:p>
     <w:p>
       <w:pPr>
-        <w:pStyle w:val="ListBullet"/>
         <w:ind w:left="720"/>
       </w:pPr>
       <w:r>
-        <w:t xml:space="preserve">    ข</w:t>
+        <w:t xml:space="preserve">    2. ข</w:t>
       </w:r>
     </w:p>
     <w:p>
       <w:pPr>
-        <w:pStyle w:val="ListBullet"/>
         <w:ind w:left="720"/>
       </w:pPr>
       <w:r>
-        <w:t xml:space="preserve">    ค</w:t>
+        <w:t xml:space="preserve">    3. ค</w:t>
       </w:r>
     </w:p>
     <w:p>
       <w:pPr>
-        <w:pStyle w:val="ListBullet"/>
         <w:ind w:left="720"/>
       </w:pPr>
       <w:r>
-        <w:t xml:space="preserve">    ง</w:t>
+        <w:t xml:space="preserve">    4. ง</w:t>
       </w:r>
     </w:p>
     <w:p/>
@@ -1249,43 +1141,199 @@
         <w:rPr>
           <w:sz w:val="24"/>
         </w:rPr>
-        <w:t>ข้อ p3_l24_025: ดาวดวงหนึ่งมีอุณหภูมิ 12000 K ความยาวคลื่นที่ความเข้มสูงสุดจะอยู่ในช่วงสเปกตรัมใด? (กำหนด b = 2.898 × 10⁻³ m·K)</w:t>
+        <w:t>22. ทำไมท้องฟ้าในเวลากลางวันจึงเห็นเป็นสีฟ้า?</w:t>
       </w:r>
     </w:p>
     <w:p>
       <w:pPr>
-        <w:pStyle w:val="ListBullet"/>
         <w:ind w:left="720"/>
       </w:pPr>
       <w:r>
-        <w:t xml:space="preserve">    ก</w:t>
+        <w:t xml:space="preserve">    1. ก</w:t>
       </w:r>
     </w:p>
     <w:p>
       <w:pPr>
-        <w:pStyle w:val="ListBullet"/>
         <w:ind w:left="720"/>
       </w:pPr>
       <w:r>
-        <w:t xml:space="preserve">    ข</w:t>
+        <w:t xml:space="preserve">    2. ข</w:t>
       </w:r>
     </w:p>
     <w:p>
       <w:pPr>
-        <w:pStyle w:val="ListBullet"/>
         <w:ind w:left="720"/>
       </w:pPr>
       <w:r>
-        <w:t xml:space="preserve">    ค</w:t>
+        <w:t xml:space="preserve">    3. ค</w:t>
       </w:r>
     </w:p>
     <w:p>
       <w:pPr>
-        <w:pStyle w:val="ListBullet"/>
         <w:ind w:left="720"/>
       </w:pPr>
       <w:r>
-        <w:t xml:space="preserve">    ง</w:t>
+        <w:t xml:space="preserve">    4. ง</w:t>
+      </w:r>
+    </w:p>
+    <w:p/>
+    <w:p>
+      <w:r>
+        <w:rPr>
+          <w:sz w:val="24"/>
+        </w:rPr>
+        <w:t>23. รังสีใดมีอำนาจทำลายเซลล์มากที่สุด?</w:t>
+      </w:r>
+    </w:p>
+    <w:p>
+      <w:pPr>
+        <w:ind w:left="720"/>
+      </w:pPr>
+      <w:r>
+        <w:t xml:space="preserve">    1. ก</w:t>
+      </w:r>
+    </w:p>
+    <w:p>
+      <w:pPr>
+        <w:ind w:left="720"/>
+      </w:pPr>
+      <w:r>
+        <w:t xml:space="preserve">    2. ข</w:t>
+      </w:r>
+    </w:p>
+    <w:p>
+      <w:pPr>
+        <w:ind w:left="720"/>
+      </w:pPr>
+      <w:r>
+        <w:t xml:space="preserve">    3. ค</w:t>
+      </w:r>
+    </w:p>
+    <w:p>
+      <w:pPr>
+        <w:ind w:left="720"/>
+      </w:pPr>
+      <w:r>
+        <w:t xml:space="preserve">    4. ง</w:t>
+      </w:r>
+    </w:p>
+    <w:p/>
+    <w:p>
+      <w:r>
+        <w:rPr>
+          <w:sz w:val="24"/>
+        </w:rPr>
+        <w:t>24. หลอดไฟ LED สีม่วงเมื่อส่องลงบนกระดาษสีเหลืองจะเห็นกระดาษเป็นสีใด?</w:t>
+      </w:r>
+    </w:p>
+    <w:p>
+      <w:pPr>
+        <w:ind w:left="720"/>
+      </w:pPr>
+      <w:r>
+        <w:t xml:space="preserve">    1. ก</w:t>
+      </w:r>
+    </w:p>
+    <w:p>
+      <w:pPr>
+        <w:ind w:left="720"/>
+      </w:pPr>
+      <w:r>
+        <w:t xml:space="preserve">    2. ข</w:t>
+      </w:r>
+    </w:p>
+    <w:p>
+      <w:pPr>
+        <w:ind w:left="720"/>
+      </w:pPr>
+      <w:r>
+        <w:t xml:space="preserve">    3. ค</w:t>
+      </w:r>
+    </w:p>
+    <w:p>
+      <w:pPr>
+        <w:ind w:left="720"/>
+      </w:pPr>
+      <w:r>
+        <w:t xml:space="preserve">    4. ง</w:t>
+      </w:r>
+    </w:p>
+    <w:p/>
+    <w:p>
+      <w:r>
+        <w:rPr>
+          <w:sz w:val="24"/>
+        </w:rPr>
+        <w:t>25. ดาวดวงหนึ่งมีอุณหภูมิ 12000 K ความยาวคลื่นที่ความเข้มสูงสุดจะอยู่ในช่วงสเปกตรัมใด? (กำหนด b = 2.898 × 10⁻³ m·K)</w:t>
+      </w:r>
+    </w:p>
+    <w:p>
+      <w:r>
+        <w:drawing>
+          <wp:inline xmlns:a="http://schemas.openxmlformats.org/drawingml/2006/main" xmlns:pic="http://schemas.openxmlformats.org/drawingml/2006/picture">
+            <wp:extent cx="1828800" cy="1359877"/>
+            <wp:docPr id="8" name="Picture 8"/>
+            <wp:cNvGraphicFramePr>
+              <a:graphicFrameLocks noChangeAspect="1"/>
+            </wp:cNvGraphicFramePr>
+            <a:graphic>
+              <a:graphicData uri="http://schemas.openxmlformats.org/drawingml/2006/picture">
+                <pic:pic>
+                  <pic:nvPicPr>
+                    <pic:cNvPr id="0" name="physics_img_8.png"/>
+                    <pic:cNvPicPr/>
+                  </pic:nvPicPr>
+                  <pic:blipFill>
+                    <a:blip r:embed="rId10"/>
+                    <a:stretch>
+                      <a:fillRect/>
+                    </a:stretch>
+                  </pic:blipFill>
+                  <pic:spPr>
+                    <a:xfrm>
+                      <a:off x="0" y="0"/>
+                      <a:ext cx="1828800" cy="1359877"/>
+                    </a:xfrm>
+                    <a:prstGeom prst="rect"/>
+                  </pic:spPr>
+                </pic:pic>
+              </a:graphicData>
+            </a:graphic>
+          </wp:inline>
+        </w:drawing>
+      </w:r>
+    </w:p>
+    <w:p/>
+    <w:p>
+      <w:pPr>
+        <w:ind w:left="720"/>
+      </w:pPr>
+      <w:r>
+        <w:t xml:space="preserve">    1. ก</w:t>
+      </w:r>
+    </w:p>
+    <w:p>
+      <w:pPr>
+        <w:ind w:left="720"/>
+      </w:pPr>
+      <w:r>
+        <w:t xml:space="preserve">    2. ข</w:t>
+      </w:r>
+    </w:p>
+    <w:p>
+      <w:pPr>
+        <w:ind w:left="720"/>
+      </w:pPr>
+      <w:r>
+        <w:t xml:space="preserve">    3. ค</w:t>
+      </w:r>
+    </w:p>
+    <w:p>
+      <w:pPr>
+        <w:ind w:left="720"/>
+      </w:pPr>
+      <w:r>
+        <w:t xml:space="preserve">    4. ง</w:t>
       </w:r>
     </w:p>
     <w:p/>

--- a/physics_course/word/lesson24.docx
+++ b/physics_course/word/lesson24.docx
@@ -271,43 +271,6 @@
       </w:r>
     </w:p>
     <w:p>
-      <w:r>
-        <w:drawing>
-          <wp:inline xmlns:a="http://schemas.openxmlformats.org/drawingml/2006/main" xmlns:pic="http://schemas.openxmlformats.org/drawingml/2006/picture">
-            <wp:extent cx="1828800" cy="1359877"/>
-            <wp:docPr id="1" name="Picture 1"/>
-            <wp:cNvGraphicFramePr>
-              <a:graphicFrameLocks noChangeAspect="1"/>
-            </wp:cNvGraphicFramePr>
-            <a:graphic>
-              <a:graphicData uri="http://schemas.openxmlformats.org/drawingml/2006/picture">
-                <pic:pic>
-                  <pic:nvPicPr>
-                    <pic:cNvPr id="0" name="physics_img_7.png"/>
-                    <pic:cNvPicPr/>
-                  </pic:nvPicPr>
-                  <pic:blipFill>
-                    <a:blip r:embed="rId9"/>
-                    <a:stretch>
-                      <a:fillRect/>
-                    </a:stretch>
-                  </pic:blipFill>
-                  <pic:spPr>
-                    <a:xfrm>
-                      <a:off x="0" y="0"/>
-                      <a:ext cx="1828800" cy="1359877"/>
-                    </a:xfrm>
-                    <a:prstGeom prst="rect"/>
-                  </pic:spPr>
-                </pic:pic>
-              </a:graphicData>
-            </a:graphic>
-          </wp:inline>
-        </w:drawing>
-      </w:r>
-    </w:p>
-    <w:p/>
-    <w:p>
       <w:pPr>
         <w:ind w:left="720"/>
       </w:pPr>
@@ -349,43 +312,6 @@
       </w:r>
     </w:p>
     <w:p>
-      <w:r>
-        <w:drawing>
-          <wp:inline xmlns:a="http://schemas.openxmlformats.org/drawingml/2006/main" xmlns:pic="http://schemas.openxmlformats.org/drawingml/2006/picture">
-            <wp:extent cx="1828800" cy="1359877"/>
-            <wp:docPr id="2" name="Picture 2"/>
-            <wp:cNvGraphicFramePr>
-              <a:graphicFrameLocks noChangeAspect="1"/>
-            </wp:cNvGraphicFramePr>
-            <a:graphic>
-              <a:graphicData uri="http://schemas.openxmlformats.org/drawingml/2006/picture">
-                <pic:pic>
-                  <pic:nvPicPr>
-                    <pic:cNvPr id="0" name="physics_img_8.png"/>
-                    <pic:cNvPicPr/>
-                  </pic:nvPicPr>
-                  <pic:blipFill>
-                    <a:blip r:embed="rId10"/>
-                    <a:stretch>
-                      <a:fillRect/>
-                    </a:stretch>
-                  </pic:blipFill>
-                  <pic:spPr>
-                    <a:xfrm>
-                      <a:off x="0" y="0"/>
-                      <a:ext cx="1828800" cy="1359877"/>
-                    </a:xfrm>
-                    <a:prstGeom prst="rect"/>
-                  </pic:spPr>
-                </pic:pic>
-              </a:graphicData>
-            </a:graphic>
-          </wp:inline>
-        </w:drawing>
-      </w:r>
-    </w:p>
-    <w:p/>
-    <w:p>
       <w:pPr>
         <w:ind w:left="720"/>
       </w:pPr>
@@ -426,43 +352,6 @@
         <w:t>9. ช่วงความยาวคลื่นของแสงที่ตามองเห็นได้ (visible light) อยู่ในช่วงใด?</w:t>
       </w:r>
     </w:p>
-    <w:p>
-      <w:r>
-        <w:drawing>
-          <wp:inline xmlns:a="http://schemas.openxmlformats.org/drawingml/2006/main" xmlns:pic="http://schemas.openxmlformats.org/drawingml/2006/picture">
-            <wp:extent cx="1828800" cy="1359877"/>
-            <wp:docPr id="3" name="Picture 3"/>
-            <wp:cNvGraphicFramePr>
-              <a:graphicFrameLocks noChangeAspect="1"/>
-            </wp:cNvGraphicFramePr>
-            <a:graphic>
-              <a:graphicData uri="http://schemas.openxmlformats.org/drawingml/2006/picture">
-                <pic:pic>
-                  <pic:nvPicPr>
-                    <pic:cNvPr id="0" name="physics_img_9.png"/>
-                    <pic:cNvPicPr/>
-                  </pic:nvPicPr>
-                  <pic:blipFill>
-                    <a:blip r:embed="rId11"/>
-                    <a:stretch>
-                      <a:fillRect/>
-                    </a:stretch>
-                  </pic:blipFill>
-                  <pic:spPr>
-                    <a:xfrm>
-                      <a:off x="0" y="0"/>
-                      <a:ext cx="1828800" cy="1359877"/>
-                    </a:xfrm>
-                    <a:prstGeom prst="rect"/>
-                  </pic:spPr>
-                </pic:pic>
-              </a:graphicData>
-            </a:graphic>
-          </wp:inline>
-        </w:drawing>
-      </w:r>
-    </w:p>
-    <w:p/>
     <w:p>
       <w:pPr>
         <w:ind w:left="720"/>
@@ -545,43 +434,6 @@
         <w:t>11. ดวงอาทิตย์มีอุณหภูมิพื้นผิวประมาณ 5800 K ความยาวคลื่นที่ความเข้มสูงสุดของดวงอาทิตย์อยู่ที่ประมาณเท่าใด?</w:t>
       </w:r>
     </w:p>
-    <w:p>
-      <w:r>
-        <w:drawing>
-          <wp:inline xmlns:a="http://schemas.openxmlformats.org/drawingml/2006/main" xmlns:pic="http://schemas.openxmlformats.org/drawingml/2006/picture">
-            <wp:extent cx="1828800" cy="1359877"/>
-            <wp:docPr id="4" name="Picture 4"/>
-            <wp:cNvGraphicFramePr>
-              <a:graphicFrameLocks noChangeAspect="1"/>
-            </wp:cNvGraphicFramePr>
-            <a:graphic>
-              <a:graphicData uri="http://schemas.openxmlformats.org/drawingml/2006/picture">
-                <pic:pic>
-                  <pic:nvPicPr>
-                    <pic:cNvPr id="0" name="physics_img_8.png"/>
-                    <pic:cNvPicPr/>
-                  </pic:nvPicPr>
-                  <pic:blipFill>
-                    <a:blip r:embed="rId10"/>
-                    <a:stretch>
-                      <a:fillRect/>
-                    </a:stretch>
-                  </pic:blipFill>
-                  <pic:spPr>
-                    <a:xfrm>
-                      <a:off x="0" y="0"/>
-                      <a:ext cx="1828800" cy="1359877"/>
-                    </a:xfrm>
-                    <a:prstGeom prst="rect"/>
-                  </pic:spPr>
-                </pic:pic>
-              </a:graphicData>
-            </a:graphic>
-          </wp:inline>
-        </w:drawing>
-      </w:r>
-    </w:p>
-    <w:p/>
     <w:p>
       <w:pPr>
         <w:ind w:left="720"/>
@@ -706,43 +558,6 @@
       </w:r>
     </w:p>
     <w:p>
-      <w:r>
-        <w:drawing>
-          <wp:inline xmlns:a="http://schemas.openxmlformats.org/drawingml/2006/main" xmlns:pic="http://schemas.openxmlformats.org/drawingml/2006/picture">
-            <wp:extent cx="1828800" cy="1359877"/>
-            <wp:docPr id="5" name="Picture 5"/>
-            <wp:cNvGraphicFramePr>
-              <a:graphicFrameLocks noChangeAspect="1"/>
-            </wp:cNvGraphicFramePr>
-            <a:graphic>
-              <a:graphicData uri="http://schemas.openxmlformats.org/drawingml/2006/picture">
-                <pic:pic>
-                  <pic:nvPicPr>
-                    <pic:cNvPr id="0" name="physics_img_7.png"/>
-                    <pic:cNvPicPr/>
-                  </pic:nvPicPr>
-                  <pic:blipFill>
-                    <a:blip r:embed="rId9"/>
-                    <a:stretch>
-                      <a:fillRect/>
-                    </a:stretch>
-                  </pic:blipFill>
-                  <pic:spPr>
-                    <a:xfrm>
-                      <a:off x="0" y="0"/>
-                      <a:ext cx="1828800" cy="1359877"/>
-                    </a:xfrm>
-                    <a:prstGeom prst="rect"/>
-                  </pic:spPr>
-                </pic:pic>
-              </a:graphicData>
-            </a:graphic>
-          </wp:inline>
-        </w:drawing>
-      </w:r>
-    </w:p>
-    <w:p/>
-    <w:p>
       <w:pPr>
         <w:ind w:left="720"/>
       </w:pPr>
@@ -824,43 +639,6 @@
         <w:t>16. วัตถุ A มีอุณหภูมิ 3000 K และวัตถุ B มีอุณหภูมิ 6000 K อัตราส่วน λ_max(A) / λ_max(B) มีค่าเท่าใด?</w:t>
       </w:r>
     </w:p>
-    <w:p>
-      <w:r>
-        <w:drawing>
-          <wp:inline xmlns:a="http://schemas.openxmlformats.org/drawingml/2006/main" xmlns:pic="http://schemas.openxmlformats.org/drawingml/2006/picture">
-            <wp:extent cx="1828800" cy="1359877"/>
-            <wp:docPr id="6" name="Picture 6"/>
-            <wp:cNvGraphicFramePr>
-              <a:graphicFrameLocks noChangeAspect="1"/>
-            </wp:cNvGraphicFramePr>
-            <a:graphic>
-              <a:graphicData uri="http://schemas.openxmlformats.org/drawingml/2006/picture">
-                <pic:pic>
-                  <pic:nvPicPr>
-                    <pic:cNvPr id="0" name="physics_img_8.png"/>
-                    <pic:cNvPicPr/>
-                  </pic:nvPicPr>
-                  <pic:blipFill>
-                    <a:blip r:embed="rId10"/>
-                    <a:stretch>
-                      <a:fillRect/>
-                    </a:stretch>
-                  </pic:blipFill>
-                  <pic:spPr>
-                    <a:xfrm>
-                      <a:off x="0" y="0"/>
-                      <a:ext cx="1828800" cy="1359877"/>
-                    </a:xfrm>
-                    <a:prstGeom prst="rect"/>
-                  </pic:spPr>
-                </pic:pic>
-              </a:graphicData>
-            </a:graphic>
-          </wp:inline>
-        </w:drawing>
-      </w:r>
-    </w:p>
-    <w:p/>
     <w:p>
       <w:pPr>
         <w:ind w:left="720"/>
@@ -1067,43 +845,6 @@
       </w:r>
     </w:p>
     <w:p>
-      <w:r>
-        <w:drawing>
-          <wp:inline xmlns:a="http://schemas.openxmlformats.org/drawingml/2006/main" xmlns:pic="http://schemas.openxmlformats.org/drawingml/2006/picture">
-            <wp:extent cx="1828800" cy="1359877"/>
-            <wp:docPr id="7" name="Picture 7"/>
-            <wp:cNvGraphicFramePr>
-              <a:graphicFrameLocks noChangeAspect="1"/>
-            </wp:cNvGraphicFramePr>
-            <a:graphic>
-              <a:graphicData uri="http://schemas.openxmlformats.org/drawingml/2006/picture">
-                <pic:pic>
-                  <pic:nvPicPr>
-                    <pic:cNvPr id="0" name="physics_img_9.png"/>
-                    <pic:cNvPicPr/>
-                  </pic:nvPicPr>
-                  <pic:blipFill>
-                    <a:blip r:embed="rId11"/>
-                    <a:stretch>
-                      <a:fillRect/>
-                    </a:stretch>
-                  </pic:blipFill>
-                  <pic:spPr>
-                    <a:xfrm>
-                      <a:off x="0" y="0"/>
-                      <a:ext cx="1828800" cy="1359877"/>
-                    </a:xfrm>
-                    <a:prstGeom prst="rect"/>
-                  </pic:spPr>
-                </pic:pic>
-              </a:graphicData>
-            </a:graphic>
-          </wp:inline>
-        </w:drawing>
-      </w:r>
-    </w:p>
-    <w:p/>
-    <w:p>
       <w:pPr>
         <w:ind w:left="720"/>
       </w:pPr>
@@ -1267,43 +1008,6 @@
         <w:t>25. ดาวดวงหนึ่งมีอุณหภูมิ 12000 K ความยาวคลื่นที่ความเข้มสูงสุดจะอยู่ในช่วงสเปกตรัมใด? (กำหนด b = 2.898 × 10⁻³ m·K)</w:t>
       </w:r>
     </w:p>
-    <w:p>
-      <w:r>
-        <w:drawing>
-          <wp:inline xmlns:a="http://schemas.openxmlformats.org/drawingml/2006/main" xmlns:pic="http://schemas.openxmlformats.org/drawingml/2006/picture">
-            <wp:extent cx="1828800" cy="1359877"/>
-            <wp:docPr id="8" name="Picture 8"/>
-            <wp:cNvGraphicFramePr>
-              <a:graphicFrameLocks noChangeAspect="1"/>
-            </wp:cNvGraphicFramePr>
-            <a:graphic>
-              <a:graphicData uri="http://schemas.openxmlformats.org/drawingml/2006/picture">
-                <pic:pic>
-                  <pic:nvPicPr>
-                    <pic:cNvPr id="0" name="physics_img_8.png"/>
-                    <pic:cNvPicPr/>
-                  </pic:nvPicPr>
-                  <pic:blipFill>
-                    <a:blip r:embed="rId10"/>
-                    <a:stretch>
-                      <a:fillRect/>
-                    </a:stretch>
-                  </pic:blipFill>
-                  <pic:spPr>
-                    <a:xfrm>
-                      <a:off x="0" y="0"/>
-                      <a:ext cx="1828800" cy="1359877"/>
-                    </a:xfrm>
-                    <a:prstGeom prst="rect"/>
-                  </pic:spPr>
-                </pic:pic>
-              </a:graphicData>
-            </a:graphic>
-          </wp:inline>
-        </w:drawing>
-      </w:r>
-    </w:p>
-    <w:p/>
     <w:p>
       <w:pPr>
         <w:ind w:left="720"/>
